--- a/MIMs-latest-pl.docx
+++ b/MIMs-latest-pl.docx
@@ -86,7 +86,7 @@
           <w:color w:val="003399"/>
           <w:sz w:val="52"/>
         </w:rPr>
-        <w:t>Lista kontrolna zamówień z wykorzystaniem Minimalnych Mechanizmów Interoperacyjności (MIMs)</w:t>
+        <w:t>Lista kontrolna zamówień oparta na Minimalnych Mechanizmach Interoperacyjności (MIMs)</w:t>
       </w:r>
     </w:p>
     <w:p>
@@ -101,7 +101,7 @@
           <w:color w:val="C2186F"/>
           <w:sz w:val="30"/>
         </w:rPr>
-        <w:t>Co zawrzeć w przetargu, aby miasto zachowało kontrolę nad swoimi danymi</w:t>
+        <w:t>Co określić w dokumentach zamówienia, aby miasto zachowało kontrolę nad swoimi danymi</w:t>
       </w:r>
     </w:p>
     <w:p>
@@ -116,7 +116,7 @@
           <w:color w:val="5A5A6E"/>
           <w:sz w:val="22"/>
         </w:rPr>
-        <w:t>Dla MIMs Plus 9.0 autorstwa OASC</w:t>
+        <w:t>Specyfikacja: MIMs Plus 9.0 autorstwa OASC</w:t>
       </w:r>
     </w:p>
     <w:p>
@@ -165,7 +165,7 @@
           <w:color w:val="003399"/>
           <w:sz w:val="36"/>
         </w:rPr>
-        <w:t>Dlaczego ten poradnik</w:t>
+        <w:t>Cel niniejszego poradnika</w:t>
       </w:r>
     </w:p>
     <w:p>
@@ -191,7 +191,7 @@
           <w:i w:val="0"/>
           <w:sz w:val="21"/>
         </w:rPr>
-        <w:t>Nie musi tak być. Minimalne Mechanizmy Interoperacyjności (MIMs), rozwijane przez Open &amp; Agile Smart Cities (OASC) i wspierane przez europejski ruch living-in.eu, opisują minimalne wymagania techniczne gwarantujące, że Twoje dane pozostaną otwarte, zdatne do ponownego wykorzystania i neutralne wobec dostawców. Są celowo ograniczone: to nie gigantyczna architektura, lecz zaledwie kilka warunków koniecznych do tego, by systemy mogły ze sobą współpracować.</w:t>
+        <w:t>Nie musi tak być. Minimalne Mechanizmy Interoperacyjności (MIMs), rozwijane przez Open &amp; Agile Smart Cities (OASC) i wspierane przez europejski ruch living-in.eu, opisują minimalne wymagania techniczne gwarantujące, że Twoje dane pozostaną otwarte, zdatne do ponownego wykorzystania i neutralne wobec dostawców. Są celowo ograniczone: to nie obszerna architektura, lecz zaledwie kilka warunków koniecznych do tego, by systemy mogły wymieniać dane.</w:t>
       </w:r>
     </w:p>
     <w:p>
@@ -204,7 +204,7 @@
           <w:i w:val="0"/>
           <w:sz w:val="21"/>
         </w:rPr>
-        <w:t>Nie musisz być inżynierem, aby z nich korzystać. Każda lista przekłada jeden mechanizm MIM na proste punkty kontrolne, które możesz skopiować do przetargu, wraz z uzasadnieniem, dlaczego każdy z nich chroni Twoje interesy. Bezpośrednio po liście kontrolnej znajdziesz dosłowne brzmienie każdego wymogu danego MIM, dzięki czemu Twoi eksperci techniczni i wykonawcy mogą sprawdzić szczegóły.</w:t>
+        <w:t>Do korzystania z niniejszego poradnika nie jest wymagane przygotowanie techniczne. Każda lista kontrolna przekłada jeden mechanizm MIM na sformułowane prostym językiem punkty, które można skopiować do dokumentacji zamówienia, wraz z uzasadnieniem, dlaczego każdy z nich chroni zamawiającego. Bezpośrednio po liście kontrolnej znajduje się dosłowne brzmienie każdego wymogu danego MIM, dzięki czemu eksperci techniczni i wykonawcy mogą sprawdzić szczegóły.</w:t>
       </w:r>
     </w:p>
     <w:p>
@@ -839,7 +839,7 @@
                 <w:i w:val="0"/>
                 <w:sz w:val="19"/>
               </w:rPr>
-              <w:t>Pozycje listy kontrolnej używają słowa „musi”, nawet jeśli specyfikacja jedynie coś zaleca (should) lub wymienia jako mechanizm kandydacki. Jest to suwerenna decyzja zamawiającego.</w:t>
+              <w:t>Pozycje listy kontrolnej formułują każdy punkt jako wymóg, nawet jeśli specyfikacja jedynie go zaleca (should) lub wymienia jako mechanizm kandydacki. Jest to suwerenna decyzja zamawiającego.</w:t>
             </w:r>
           </w:p>
         </w:tc>
@@ -856,7 +856,7 @@
           <w:color w:val="5A5A6E"/>
           <w:sz w:val="18"/>
         </w:rPr>
-        <w:t>Każda pozycja listy kontrolnej zawiera krótkie odniesienie, np. → MIM0 R1.1. Wskazuje ono wymóg w MIMs Plus 9.0, z którego pochodzi; zaraz za listą kontrolną znajduje się dosłowne brzmienie każdego wymogu danego MIM. Jedynie MIM0 definiuje słowa kluczowe: mają one moc wiążącą, gdy są pisane wielkimi literami, zgodnie z konwencją IETF RFC 2119 i RFC 8174 (słowo CAN pochodzi z ISO/IEC Directives, Part 2). Pozostałe MIMs nie zawierają definicji: MIM6 zapisuje SHALL przeważnie wielkimi literami, MIM2, MIM3, MIM7 i MIM8 używają shall, should i must małymi literami, a MIM1 stosuje je wyłącznie w opisie mechanizmu (MUST NOT w sekcji 3.1). W niniejszym poradniku słowa pisane małymi literami traktowane są identycznie; wykonawca może interpretować je węziej.</w:t>
+        <w:t>Każda pozycja listy kontrolnej zawiera krótkie odniesienie, np. → MIM0 R1.1. Wskazuje ono wymóg w MIMs Plus 9.0, z którego pochodzi; zaraz za listą kontrolną znajduje się dosłowne brzmienie każdego wymogu danego MIM. Jedynie MIM0 definiuje słowa kluczowe: mają one moc wiążącą, gdy są pisane wielkimi literami, zgodnie z konwencją IETF RFC 2119 i RFC 8174 (słowo CAN pochodzi z ISO/IEC Directives, Part 2). Pozostałe MIMs nie zawierają definicji: MIM6 zapisuje SHALL przeważnie wielkimi literami, MIM2, MIM3, MIM7 i MIM8 używają shall, should i must małymi literami, a MIM1 stosuje je wyłącznie w opisie mechanizmu (MUST NOT w sekcji 3.1). W niniejszym poradniku słowa pisane małymi literami traktowane są identycznie; wykonawca może interpretować je swobodniej.</w:t>
       </w:r>
     </w:p>
     <w:p>
@@ -888,7 +888,7 @@
           <w:i w:val="0"/>
           <w:sz w:val="21"/>
         </w:rPr>
-        <w:t>Siedem zwięzłych mechanizmów, jeden cel: Twoje dane pozostają Twoje, a systemy mogą ze sobą rozmawiać.</w:t>
+        <w:t>Siedem zwięzłych mechanizmów, jeden cel: dane pozostają pod kontrolą miasta, a systemy ze sobą współpracują.</w:t>
       </w:r>
     </w:p>
     <w:p>
@@ -1168,7 +1168,7 @@
           <w:i w:val="0"/>
           <w:sz w:val="19"/>
         </w:rPr>
-        <w:t>Szyfrowana transmisja, standardowe logowanie, dostęp oparty na rolach, dzienniki zdarzeń.</w:t>
+        <w:t>Szyfrowana transmisja, standardowe logowanie, dostęp oparty na rolach, logi audytowe.</w:t>
       </w:r>
     </w:p>
     <w:p>
@@ -1646,7 +1646,7 @@
           <w:color w:val="5A5A6E"/>
           <w:sz w:val="18"/>
         </w:rPr>
-        <w:t xml:space="preserve">Pobierasz to, czego potrzebujesz, a nie cotygodniowy pełny zrzut.   </w:t>
+        <w:t xml:space="preserve">Pobierasz to, czego potrzebujesz, a nie codzienny pełny zrzut.   </w:t>
       </w:r>
       <w:r>
         <w:rPr>
@@ -1740,7 +1740,7 @@
           <w:i w:val="0"/>
           <w:sz w:val="20"/>
         </w:rPr>
-        <w:t>Obsługa błędów, buforowanie i limity zapytań wykorzystują standardowe konwencje protokołu HTTP i są udokumentowane.</w:t>
+        <w:t>Obsługa błędów, cache’owanie i limity zapytań wykorzystują standardowe konwencje protokołu HTTP i są udokumentowane.</w:t>
       </w:r>
     </w:p>
     <w:p>
@@ -1945,7 +1945,7 @@
                 <w:i w:val="0"/>
                 <w:sz w:val="18"/>
               </w:rPr>
-              <w:t>Opłaty za pojedyncze zapytania przy dostępie do własnych danych miasta (zob. klauzula „Brak opłat za stanowisko / za zapytanie”).</w:t>
+              <w:t>Opłaty za pojedyncze zapytania przy dostępie do własnych danych miasta (zob. klauzula „Brak opłat za własne dane”).</w:t>
             </w:r>
           </w:p>
         </w:tc>
@@ -2218,7 +2218,7 @@
                 <w:i w:val="0"/>
                 <w:sz w:val="16"/>
               </w:rPr>
-              <w:t>Modele danych używane przez ładunki powinny być określone (zob. MIM2)</w:t>
+              <w:t>Modele danych używane w payloadach powinny być określone (zob. MIM2)</w:t>
             </w:r>
           </w:p>
         </w:tc>
@@ -2270,7 +2270,7 @@
                 <w:color w:val="003399"/>
                 <w:sz w:val="16"/>
               </w:rPr>
-              <w:t>Dostęp jest ustrukturyzowany i umożliwia wykonywanie zapytań</w:t>
+              <w:t>Dostęp jest ustrukturyzowany i umożliwia odpytywanie</w:t>
             </w:r>
           </w:p>
         </w:tc>
@@ -3059,7 +3059,7 @@
           <w:i w:val="0"/>
           <w:sz w:val="20"/>
         </w:rPr>
-        <w:t>Identyfikatory nie zawierają wewnętrznych struktur wykonawcy (np. identyfikatorów wierszy w bazie, nazw serwerów).</w:t>
+        <w:t>Identyfikatory nie zawierają wewnętrznych struktur dostawcy (np. identyfikatorów wierszy w bazie, nazw serwerów).</w:t>
       </w:r>
     </w:p>
     <w:p>
@@ -3767,7 +3767,7 @@
                 <w:color w:val="003399"/>
                 <w:sz w:val="16"/>
               </w:rPr>
-              <w:t>Obiekty mogą być wskazywane referencją i dereferencjonowane</w:t>
+              <w:t>Obiekty mogą być (de)referencjonowane</w:t>
             </w:r>
           </w:p>
         </w:tc>
@@ -4206,7 +4206,7 @@
           <w:i w:val="0"/>
           <w:sz w:val="20"/>
         </w:rPr>
-        <w:t>Rozszerzenia są dostarczane jako udokumentowane profile lub uzupełnienia bazowego modelu standardowego — nigdy jako zmodyfikowany, zamknięty wariant własny (fork).</w:t>
+        <w:t>Rozszerzenia są dostarczane jako udokumentowane profile lub uzupełnienia bazowego modelu standardowego — nigdy jako zmodyfikowany prywatny fork.</w:t>
       </w:r>
     </w:p>
     <w:p>
@@ -4969,7 +4969,7 @@
                 <w:i w:val="0"/>
                 <w:sz w:val="16"/>
               </w:rPr>
-              <w:t>Dokumentacja formatu przesyłania danych powinna być wystarczająca, aby umożliwić stworzenie niewłasnościowej aplikacji lub interpretera zdolnego do odtworzenia wszystkich danych zapisanych w takim formacie danych.</w:t>
+              <w:t>Dokumentacja formatu przesyłania danych powinna być wystarczająca, aby umożliwić stworzenie otwartej aplikacji lub interpretera zdolnego do odtworzenia wszystkich danych zapisanych w takim formacie danych.</w:t>
             </w:r>
           </w:p>
         </w:tc>
@@ -4985,7 +4985,7 @@
                 <w:color w:val="5A5A6E"/>
                 <w:sz w:val="16"/>
               </w:rPr>
-              <w:t>The documentation of the data transport format should be sufficient to allow the creation of non-proprietary application or interpretor that is able to reconstruct all the data stored in such a data format.</w:t>
+              <w:t>The documentation of the data transport format should be sufficient to allow the creation of non-proprietary application or interpretor [sic] that is able to reconstruct all the data stored in such a data format.</w:t>
             </w:r>
           </w:p>
         </w:tc>
@@ -5317,7 +5317,7 @@
           <w:i w:val="0"/>
           <w:sz w:val="20"/>
         </w:rPr>
-        <w:t>Nie wszystkie dane miejskie można po prostu opublikować: część ma charakter komercyjny, część to dane wrażliwe. MIM3 dotyczy bezpiecznego udostępniania takich zasobów: katalogu z możliwością wyszukiwania, licencji opartych na wzorcach zamiast pisanych na zamówienie umów oraz reguł zarządzania zrozumiałych dla każdego. Specyfikacja formułuje niemal cały MIM3 w formie zaleceń (zob. str. 3).</w:t>
+        <w:t>Nie wszystkie dane miejskie można po prostu opublikować: część ma charakter komercyjny, część to dane wrażliwe. MIM3 dotyczy bezpiecznego udostępniania pozostałych zasobów: katalogu z możliwością wyszukiwania, licencji opartych na wzorcach zamiast pisanych na zamówienie tekstów prawnych oraz reguł zarządzania dostępnych dla każdego. Specyfikacja formułuje niemal cały MIM3 w formie zalecenia (zob. str. 3).</w:t>
       </w:r>
     </w:p>
     <w:p>
@@ -5402,7 +5402,7 @@
           <w:i w:val="0"/>
           <w:sz w:val="20"/>
         </w:rPr>
-        <w:t>Warunki i licencje na korzystanie z danych pochodzą ze znanych wzorców (np. otwarte licencje, standardowe umowy wymiany danych), a nie z dedykowanych klauzul prawnych tworzonych dla każdego zbioru.</w:t>
+        <w:t>Warunki i licencje na korzystanie z danych pochodzą ze znanych wzorców (np. otwarte licencje, standardowe umowy wymiany danych), a nie z indywidualnie tworzonych tekstów prawnych dla każdego zbioru danych.</w:t>
       </w:r>
     </w:p>
     <w:p>
@@ -5416,7 +5416,7 @@
           <w:color w:val="5A5A6E"/>
           <w:sz w:val="18"/>
         </w:rPr>
-        <w:t xml:space="preserve">Zawieranie porozumień można skalować; prawnicy przestają być wąskim gardłem procesu.   </w:t>
+        <w:t xml:space="preserve">Porozumienia można skalować bez konieczności każdorazowej analizy prawnej.   </w:t>
       </w:r>
       <w:r>
         <w:rPr>
@@ -6912,7 +6912,7 @@
                 <w:i w:val="0"/>
                 <w:sz w:val="16"/>
               </w:rPr>
-              <w:t>Użytkownicy i dostawcy danych powinni mieć możliwość wyrażenia zgody na wymianę danych oraz na powiązane z nią warunki (np. poprzez akceptację regulaminu, złożenie podpisu prawnego pod umową lub w drodze negocjacji).</w:t>
+              <w:t>Użytkownicy i dostawcy danych powinni mieć możliwość wyrażenia zgody na wymianę danych oraz na powiązane z nią warunki (np. poprzez akceptację regulaminu, złożenie prawnie wiążącego podpisu pod umową lub w drodze negocjacji).</w:t>
             </w:r>
           </w:p>
         </w:tc>
@@ -7010,7 +7010,7 @@
                 <w:i w:val="0"/>
                 <w:sz w:val="16"/>
               </w:rPr>
-              <w:t>W miarę możliwości można zapewnić środki elektroniczne służące do zawierania porozumień i rozwiązywania wymiany danych.</w:t>
+              <w:t>W miarę możliwości można zapewnić środki elektroniczne służące do zawierania porozumień i kończenia wymiany danych.</w:t>
             </w:r>
           </w:p>
         </w:tc>
@@ -7223,7 +7223,7 @@
           <w:color w:val="003399"/>
           <w:sz w:val="36"/>
         </w:rPr>
-        <w:t>MIM6 · Czy nasze dane są bezpieczne podczas przesyłania i w użyciu?</w:t>
+        <w:t>MIM6 · Czy nasze dane są bezpieczne?</w:t>
       </w:r>
     </w:p>
     <w:p>
@@ -7467,7 +7467,7 @@
           <w:i w:val="0"/>
           <w:sz w:val="20"/>
         </w:rPr>
-        <w:t>Wykonawca musi wykazać zgodność z normą ISO/IEC 27001:2022 (lub równoważną) w odniesieniu do świadczonej przez siebie usługi.</w:t>
+        <w:t>Wykonawca wykazuje zgodność z normą ISO/IEC 27001:2022 (lub równoważną) w odniesieniu do świadczonej przez siebie usługi.</w:t>
       </w:r>
     </w:p>
     <w:p>
@@ -7586,7 +7586,7 @@
                 <w:i w:val="0"/>
                 <w:sz w:val="18"/>
               </w:rPr>
-              <w:t>Gdy coś pójdzie nie tak, dzienniki zdarzeń wskażą co i kto.</w:t>
+              <w:t>Po incydencie dzienniki zdarzeń pokazują, co się stało i kto podjął działania.</w:t>
             </w:r>
           </w:p>
         </w:tc>
@@ -9658,7 +9658,7 @@
           <w:color w:val="5A5A6E"/>
           <w:sz w:val="18"/>
         </w:rPr>
-        <w:t xml:space="preserve">Model hydrologiczny kupiony raz może być ponownie wykorzystany przez inne wydziały — oraz przez inne miasta.   </w:t>
+        <w:t xml:space="preserve">Model powodziowy kupiony raz może być ponownie wykorzystany przez inne wydziały — oraz przez inne miasta.   </w:t>
       </w:r>
       <w:r>
         <w:rPr>
@@ -9698,7 +9698,7 @@
           <w:i w:val="0"/>
           <w:sz w:val="20"/>
         </w:rPr>
-        <w:t>Dane wyjściowe wykorzystują standardowe formaty (GeoJSON, CityJSON, 3D Tiles, NetCDF…), które mogą być przetwarzane przez oprogramowanie innych dostawców.</w:t>
+        <w:t>Dane wyjściowe wykorzystują standardowe formaty (GeoJSON, CityJSON, 3D Tiles, NetCDF…) czytelne dla narzędzi podmiotów trzecich.</w:t>
       </w:r>
     </w:p>
     <w:p>
@@ -10412,7 +10412,7 @@
                 <w:i w:val="0"/>
                 <w:sz w:val="16"/>
               </w:rPr>
-              <w:t>Należy zabezpieczyć godne zaufania, niezawodne i etyczne wykorzystanie innowacyjnych metod (LLM, agencyjna AI itp.). Błędy systematyczne powinny być minimalizowane tam, gdzie ma to zastosowanie. Metody stosowane w celu zagwarantowania tego powinny być opisane.</w:t>
+              <w:t>Należy zabezpieczyć godne zaufania, niezawodne i etyczne wykorzystanie innowacyjnych metod (LLM, agentowa AI itp.). Stronniczość powinna być minimalizowana tam, gdzie ma to zastosowanie. Metody stosowane w celu zagwarantowania tego powinny być opisane.</w:t>
             </w:r>
           </w:p>
         </w:tc>
@@ -11494,7 +11494,7 @@
           <w:color w:val="003399"/>
           <w:sz w:val="21"/>
         </w:rPr>
-        <w:t>X.3  Brak opłat za stanowisko / za zapytanie</w:t>
+        <w:t>X.3  Brak opłat za własne dane</w:t>
       </w:r>
     </w:p>
     <w:p>
@@ -11507,7 +11507,7 @@
           <w:i w:val="0"/>
           <w:sz w:val="20"/>
         </w:rPr>
-        <w:t>Brak opłat za dostęp miasta do własnych danych.</w:t>
+        <w:t>Zamawiający nie ponosi żadnych opłat za dostęp do własnych danych, ani w podziale na użytkowników, ani za pojedyncze zapytania.</w:t>
       </w:r>
     </w:p>
     <w:p>
@@ -11615,7 +11615,7 @@
           <w:i w:val="0"/>
           <w:sz w:val="20"/>
         </w:rPr>
-        <w:t>W dokumentacji zamówienia wymienia się powyższe standardy; deklaracje o „zgodności z” muszą precyzować dokładny interfejs i jego wersję. Każde odesłanie do normy lub specyfikacji technicznej dopuszcza rozwiązanie równoważne; ciężar udowodnienia równoważności spoczywa na wykonawcy.</w:t>
+        <w:t>Dokumentacja zamówienia wymienia konkretne standardy; oświadczenia o „zgodności z” muszą precyzować dokładny interfejs i jego wersję. Każde odesłanie do normy lub specyfikacji technicznej dopuszcza rozwiązanie równoważne; ciężar udowodnienia równoważności spoczywa na wykonawcy.</w:t>
       </w:r>
     </w:p>
     <w:p>
@@ -11683,7 +11683,7 @@
           <w:i w:val="0"/>
           <w:sz w:val="20"/>
         </w:rPr>
-        <w:t>Zaznaczone strony: MIM0, MIM1, MIM2, MIM6 oraz MIM7 (dane będą prezentowane na mapie). Z MIM3 wyłącznie punkt 3.1 (dane o jakości powietrza są publikowane jako otwarte dane, powinny więc trafić do katalogu); pominięto MIM8: to zamówienie nie obejmuje cyfrowego bliźniaka.</w:t>
+        <w:t>Zaznaczone strony: MIM0, MIM1, MIM2, MIM6 oraz MIM7 (dane będą prezentowane na mapie). Z MIM3 wyłącznie punkt 3.1 (dane o jakości powietrza są publikowane jako otwarte dane, powinny więc trafić do katalogu); MIM8 nie ma zastosowania: system nie jest cyfrowym bliźniakiem.</w:t>
       </w:r>
     </w:p>
     <w:p>
@@ -11955,7 +11955,7 @@
                 <w:i w:val="0"/>
                 <w:sz w:val="18"/>
               </w:rPr>
-              <w:t>Klauzula wyjścia, Prawa do danych, Brak opłat za stanowisko / za zapytanie, Stabilność i wersjonowanie API; wypełniona tabela zgodności jako załącznik</w:t>
+              <w:t>Klauzula wyjścia, Prawa do danych, Brak opłat za własne dane, Stabilność i wersjonowanie API; wypełniona tabela zgodności jako załącznik</w:t>
             </w:r>
           </w:p>
         </w:tc>
@@ -12004,7 +12004,7 @@
                 <w:i w:val="0"/>
                 <w:sz w:val="18"/>
               </w:rPr>
-              <w:t>kolumna „Zweryfikowano” w tabeli zgodności jako scenariusz procedury testowej odbioru</w:t>
+              <w:t>kolumna „Zweryfikowano” w tabeli zgodności jako protokół testów odbiorczych</w:t>
             </w:r>
           </w:p>
         </w:tc>
@@ -12112,7 +12112,7 @@
           <w:i w:val="0"/>
           <w:sz w:val="19"/>
         </w:rPr>
-        <w:t>4.3.23 Wykonawca wypełnia tabelę zgodności (załącznik do dokumentów zamówienia) i wskazuje dowody dla każdego wymaganego punktu. Wykonawca demonstruje spełnienie punktów od 4.3.1 do 4.3.21 poprzez wywołanie API na żywo podczas oceny ofert; zamawiający weryfikuje je ponownie na etapie odbioru. Brak spełnienia tych wymagań stanowi podstawę do odmowy odbioru przedmiotu zamówienia.</w:t>
+        <w:t>4.3.23 Wykonawca wypełnia tabelę zgodności (załącznik do dokumentów zamówienia) i przedstawia dowody dla każdego wymaganego punktu. W toku badania i oceny ofert wykonawca demonstruje punkty od 4.3.1 do 4.3.21 (na przykład poprzez wywołanie API na żywo); oferta, która nie spełnia wymaganego punktu, jest niezgodna z warunkami zamówienia. Zamawiający weryfikuje te punkty ponownie na etapie odbioru; negatywny wynik weryfikacji stanowi podstawę do odmowy odbioru.</w:t>
       </w:r>
     </w:p>
     <w:p>
@@ -12486,7 +12486,7 @@
           <w:color w:val="5A5A6E"/>
           <w:sz w:val="18"/>
         </w:rPr>
-        <w:t>Obietnica na przyszłość to N: komisja weryfikuje tylko to, co wykonawca może wykazać.</w:t>
+        <w:t>Zobowiązanie do wprowadzenia funkcjonalności w przyszłości traktuje się jako N: komisja weryfikuje wyłącznie to, co wykonawca jest w stanie wykazać. W przypadku wymaganego punktu ocena N oznacza, że oferta nie spełnia warunków zamówienia.</w:t>
       </w:r>
     </w:p>
     <w:p>
@@ -12939,7 +12939,7 @@
                 <w:i w:val="0"/>
                 <w:sz w:val="17"/>
               </w:rPr>
-              <w:t>Filtrowanie według czasu, lokalizacji i cech</w:t>
+              <w:t>Filtrowanie według czasu, lokalizacji i atrybutów</w:t>
             </w:r>
           </w:p>
         </w:tc>
@@ -14135,7 +14135,7 @@
                 <w:color w:val="FFFFFF"/>
                 <w:sz w:val="17"/>
               </w:rPr>
-              <w:t>MIM6 · Czy nasze dane są bezpieczne podczas przesyłania i w użyciu?</w:t>
+              <w:t>MIM6 · Czy nasze dane są bezpieczne?</w:t>
             </w:r>
           </w:p>
         </w:tc>
@@ -15211,7 +15211,7 @@
                 <w:i w:val="0"/>
                 <w:sz w:val="17"/>
               </w:rPr>
-              <w:t>Klauzula wyjścia: bezpłatny zwrot w otwartym formacie</w:t>
+              <w:t>Klauzula wyjścia: bezpłatne przekazanie danych w otwartym formacie</w:t>
             </w:r>
           </w:p>
         </w:tc>
@@ -15375,7 +15375,7 @@
                 <w:i w:val="0"/>
                 <w:sz w:val="17"/>
               </w:rPr>
-              <w:t>Brak opłat za dostęp do danych</w:t>
+              <w:t>Brak opłat za dostęp do danych własnych</w:t>
             </w:r>
           </w:p>
         </w:tc>
@@ -15843,7 +15843,7 @@
           <w:i w:val="0"/>
           <w:sz w:val="20"/>
         </w:rPr>
-        <w:t>Zasada techniczna, którą każdy może przeczytać i wdrożyć bez opłat i pytania o zgodę.</w:t>
+        <w:t>Reguła techniczna, którą każdy może bezpłatnie i bez specjalnego zezwolenia przeczytać oraz wdrożyć.</w:t>
       </w:r>
     </w:p>
     <w:p>
@@ -15931,7 +15931,7 @@
           <w:i w:val="0"/>
           <w:sz w:val="20"/>
         </w:rPr>
-        <w:t>Gdy odejście od dostawcy kosztuje tak wiele — w danych, formatach lub opłatach — że jest praktycznie niemożliwe.</w:t>
+        <w:t>Stan, w którym koszt związany z danymi, formatami lub opłatami sprawia, że zmiana dostawcy jest w praktyce niemożliwa.</w:t>
       </w:r>
     </w:p>
     <w:p>
@@ -16094,7 +16094,7 @@
           <w:color w:val="C2186F"/>
           <w:sz w:val="18"/>
         </w:rPr>
-        <w:t>Stworzono za pomocą otwartych narzędzi. Można swobodnie wykorzystywać i dostosowywać dla swojego miasta.</w:t>
+        <w:t>Stworzono za pomocą otwartych narzędzi. Można swobodnie wykorzystywać i dostosowywać na potrzeby swojego miasta.</w:t>
       </w:r>
     </w:p>
     <w:p>
@@ -16124,7 +16124,7 @@
           <w:color w:val="5A5A6E"/>
           <w:sz w:val="17"/>
         </w:rPr>
-        <w:t>v9.0.6 · 2026-09-18</w:t>
+        <w:t>v9.0.7 · 2026-09-19</w:t>
       </w:r>
     </w:p>
     <w:sectPr>
@@ -16152,7 +16152,7 @@
         <w:color w:val="5A5A6E"/>
         <w:sz w:val="16"/>
       </w:rPr>
-      <w:t xml:space="preserve">Lista kontrolna zamówień z wykorzystaniem Minimalnych Mechanizmów Interoperacyjności (MIMs) · MIMs Plus 9.0 · v9.0.6 · 2026-09-18  ·  </w:t>
+      <w:t xml:space="preserve">Lista kontrolna zamówień oparta na Minimalnych Mechanizmach Interoperacyjności (MIMs) · MIMs Plus 9.0 · v9.0.7 · 2026-09-19  ·  </w:t>
     </w:r>
     <w:fldSimple w:instr="PAGE"/>
   </w:p>
